--- a/az/discovery-articles/7.12 Nüvə sintezi.docx
+++ b/az/discovery-articles/7.12 Nüvə sintezi.docx
@@ -4,617 +4,410 @@
   <w:body>
     <w:p>
       <w:pPr>
-        <w:keepNext/>
-        <w:spacing w:before="280" w:after="120"/>
+        <w:pStyle w:val="Title"/>
+        <w:widowControl/>
       </w:pPr>
       <w:r>
-        <w:rPr>
-          <w:rFonts w:ascii="Calibri" w:hAnsi="Calibri" w:eastAsia="Calibri"/>
-          <w:b/>
-          <w:i w:val="0"/>
-          <w:color w:val="004E8C"/>
-          <w:sz w:val="44"/>
-        </w:rPr>
         <w:t>7.12 Nüvə sintezi</w:t>
       </w:r>
     </w:p>
     <w:p>
       <w:pPr>
-        <w:spacing w:after="80"/>
+        <w:keepNext/>
+        <w:widowControl/>
       </w:pPr>
       <w:r>
         <w:rPr>
-          <w:rFonts w:ascii="Calibri" w:hAnsi="Calibri" w:eastAsia="Calibri"/>
-          <w:b w:val="0"/>
-          <w:i/>
-          <w:color w:val="505050"/>
-          <w:sz w:val="22"/>
+          <w:sz w:val="20"/>
         </w:rPr>
-        <w:t>7. Yeni və transformativ texnologiyalar</w:t>
-      </w:r>
-    </w:p>
-    <w:p>
-      <w:pPr>
-        <w:spacing w:after="200"/>
-      </w:pPr>
-      <w:r>
-        <w:rPr>
-          <w:rFonts w:ascii="Calibri" w:hAnsi="Calibri" w:eastAsia="Calibri"/>
-          <w:b w:val="0"/>
-          <w:i/>
-          <w:sz w:val="22"/>
-        </w:rPr>
-        <w:t>Dövr: XX əsrin ortalarında tədqiqat reaktorları və nüvə silahlarının fizikası; maqnit və ətalət saxlanması üzrə onilliklərlə davam edən təcrübələr; hazırda elektrik stansiyası yaratmaq istiqamətində işlər | Əsas simalar: dünyanın müxtəlif ölkələrindən plazma fizikləri; tokamak və lazer sintezi proqramlarının iştirakçıları, o cümlədən ITER tərəfdaşları və milli laboratoriyalar</w:t>
-      </w:r>
-    </w:p>
-    <w:p>
-      <w:pPr>
-        <w:spacing w:after="160" w:line="276" w:lineRule="auto"/>
-      </w:pPr>
-      <w:r>
-        <w:rPr>
-          <w:rFonts w:ascii="Calibri" w:hAnsi="Calibri" w:eastAsia="Calibri"/>
-          <w:b w:val="0"/>
-          <w:i w:val="0"/>
-          <w:sz w:val="22"/>
-        </w:rPr>
-        <w:t>Nüvə sintezi yüngül atom nüvələrini birləşdirərək kütlənin bir hissəsini enerjiyə çevirir; ulduzlar da məhz bu proses sayəsində işıq və istilik saçır. Mühəndislər az karbonlu və yüksək enerji sıxlığına malik mənbə yaratmaq üçün idarə olunan sintez üzərində işləyirlər, lakin texnologiya elektrik stansiyası miqyasında hələ sınaq mərhələsindədir.</w:t>
+        <w:t>7 Yeni və dəyişdirici texnologiyalar</w:t>
       </w:r>
     </w:p>
     <w:p>
       <w:pPr>
         <w:keepNext/>
-        <w:spacing w:before="240" w:after="120"/>
+        <w:widowControl/>
       </w:pPr>
       <w:r>
         <w:rPr>
-          <w:rFonts w:ascii="Calibri" w:hAnsi="Calibri" w:eastAsia="Calibri"/>
-          <w:b/>
-          <w:i w:val="0"/>
-          <w:color w:val="004E8C"/>
-          <w:sz w:val="28"/>
+          <w:sz w:val="20"/>
         </w:rPr>
-        <w:t>Əsas faktlar</w:t>
+        <w:t>Dövr: təxminən XX əsrin ortalarında tədqiqat reaktorları və silah fizikası; onilliklərlə maqnit və ətalət üsulu sınaqları; elektrik stansiyası yaratmaq cəhdi davam edir | Əsas iştirakçılar: dünya plazma fizikləri; tokamak və lazer sintezi proqramları, o cümlədən ITER tərəfdaşları və milli laboratoriyalar</w:t>
+      </w:r>
+    </w:p>
+    <w:p>
+      <w:pPr>
+        <w:widowControl/>
+      </w:pPr>
+      <w:r>
+        <w:t>Nüvə sintezi yüngül nüvələri birləşdirərək kütlənin bir hissəsini enerjiyə çevirir. Ulduzları enerji ilə təmin edən də bu prosesdir. Mühəndislər onu az karbon emissiyalı, yüksək enerji sıxlıqlı idarə olunan mənbəyə çevirməyə çalışırlar; elektrik stansiyası miqyasında imkanlar hələ sübut edilir.</w:t>
+      </w:r>
+    </w:p>
+    <w:p>
+      <w:pPr>
+        <w:pStyle w:val="Heading1"/>
+        <w:widowControl/>
+      </w:pPr>
+      <w:r>
+        <w:t>Əsas məlumatlar</w:t>
       </w:r>
     </w:p>
     <w:p>
       <w:pPr>
         <w:pStyle w:val="ListBullet"/>
+        <w:widowControl/>
       </w:pPr>
       <w:r>
-        <w:rPr>
-          <w:rFonts w:ascii="Calibri" w:hAnsi="Calibri" w:eastAsia="Calibri"/>
-          <w:b w:val="0"/>
-          <w:i w:val="0"/>
-          <w:sz w:val="22"/>
-        </w:rPr>
-        <w:t>Günəşdə enerji son dərəcə yüksək temperatur və təzyiq altında hidrogen izotoplarının birləşməsi nəticəsində yaranır</w:t>
+        <w:t>Sintez Günəşdə həddindən artıq temperatur və təzyiq altında hidrogen izotoplarının birləşməsi ilə enerji verir.</w:t>
       </w:r>
     </w:p>
     <w:p>
       <w:pPr>
         <w:pStyle w:val="ListBullet"/>
+        <w:widowControl/>
       </w:pPr>
       <w:r>
-        <w:rPr>
-          <w:rFonts w:ascii="Calibri" w:hAnsi="Calibri" w:eastAsia="Calibri"/>
-          <w:b w:val="0"/>
-          <w:i w:val="0"/>
-          <w:sz w:val="22"/>
-        </w:rPr>
-        <w:t>Laboratoriyada əsas yanaşmalar maqnit sahəsi ilə saxlama — tokamak və stellaratorlar — və lazerlərlə yaradılan ətalət saxlanmasıdır</w:t>
+        <w:t>Əsas laboratoriya yanaşmaları maqnitlə saxlama — tokamak və stellaratorlar — və lazerlərlə ətalət üsuludur.</w:t>
       </w:r>
     </w:p>
     <w:p>
       <w:pPr>
         <w:pStyle w:val="ListBullet"/>
+        <w:widowControl/>
       </w:pPr>
       <w:r>
-        <w:rPr>
-          <w:rFonts w:ascii="Calibri" w:hAnsi="Calibri" w:eastAsia="Calibri"/>
-          <w:b w:val="0"/>
-          <w:i w:val="0"/>
-          <w:sz w:val="22"/>
-        </w:rPr>
-        <w:t>Bəzi qurğularda qısamüddətli təcrübə zamanı xalis enerji qazancı əldə edildiyi bildirilib, lakin fasiləsiz kommersiya elektrik istehsalı hələ mümkün olmayıb</w:t>
+        <w:t>Bəzi qurğularda qısa sınaqlarda xalis enerji qazancı bildirilib, amma fasiləsiz kommersiya elektrik istehsalı hələ əldə edilməyib.</w:t>
       </w:r>
     </w:p>
     <w:p>
       <w:pPr>
         <w:pStyle w:val="ListBullet"/>
+        <w:widowControl/>
       </w:pPr>
       <w:r>
-        <w:rPr>
-          <w:rFonts w:ascii="Calibri" w:hAnsi="Calibri" w:eastAsia="Calibri"/>
-          <w:b w:val="0"/>
-          <w:i w:val="0"/>
-          <w:sz w:val="22"/>
-        </w:rPr>
-        <w:t>Yanacaq dövrü əsasən deyterium və tritiuma söykənir; materialların davamlılığı və tritiumun istehsalı ciddi çətinlik yaradır</w:t>
+        <w:t>Yanacaq dövrləri çox vaxt deyterium və tritiuma yönəlir; materialların davamlılığı və tritiumun əldə edilməsi çətinlik yaradır.</w:t>
       </w:r>
     </w:p>
     <w:p>
       <w:pPr>
         <w:pStyle w:val="ListBullet"/>
+        <w:widowControl/>
       </w:pPr>
       <w:r>
-        <w:rPr>
-          <w:rFonts w:ascii="Calibri" w:hAnsi="Calibri" w:eastAsia="Calibri"/>
-          <w:b w:val="0"/>
-          <w:i w:val="0"/>
-          <w:sz w:val="22"/>
-        </w:rPr>
-        <w:t>ITER kimi beynəlxalq layihələr öz-özünə davam edən sintez reaksiyalı plazmanı uzun müddət saxlamağın mümkünlüyünü elmi təcrübədə göstərməyi hədəfləyir</w:t>
+        <w:t>ITER — Beynəlxalq Termonüvə Eksperimental Reaktoru layihəsi kimi beynəlxalq işlər tədqiqat üçün davamlı reaksiya gedən plazma nümayiş etdirməyi hədəfləyir.</w:t>
       </w:r>
     </w:p>
     <w:p>
       <w:pPr>
-        <w:keepNext/>
-        <w:spacing w:before="240" w:after="120"/>
+        <w:pStyle w:val="Heading1"/>
+        <w:widowControl/>
       </w:pPr>
       <w:r>
-        <w:rPr>
-          <w:rFonts w:ascii="Calibri" w:hAnsi="Calibri" w:eastAsia="Calibri"/>
-          <w:b/>
-          <w:i w:val="0"/>
-          <w:color w:val="004E8C"/>
-          <w:sz w:val="28"/>
-        </w:rPr>
         <w:t>Bu nədir</w:t>
       </w:r>
     </w:p>
     <w:p>
       <w:pPr>
-        <w:spacing w:after="160" w:line="276" w:lineRule="auto"/>
+        <w:widowControl/>
       </w:pPr>
       <w:r>
-        <w:rPr>
-          <w:rFonts w:ascii="Calibri" w:hAnsi="Calibri" w:eastAsia="Calibri"/>
-          <w:b w:val="0"/>
-          <w:i w:val="0"/>
-          <w:sz w:val="22"/>
-        </w:rPr>
-        <w:t>Nüvə sintezi yüngül atom nüvələrinin daha ağır nüvəyə birləşməsidir. Yaranan məhsulların ümumi kütləsi ilkin nüvələrin kütləsindən bir qədər az olduğuna görə fərq enerji şəklində ayrılır. Yer üzündə tədqiqatçılar plazmanı — ionlaşmış qazı — qızdırıb saxlayırlar ki, deyterium və tritium kimi izotoplar toqquşaraq birləşsin. Maqnit sahələri və ya güclü sıxılma impulsları yanacağı reaksiya üçün yetərli müddətdə bir yerdə saxlayır. Sadə dillə desək, bu, Günəşdə gedən prosesi Yer üzündə təhlükəsiz bir qurğunun daxilində yaratmaq cəhdidir.</w:t>
+        <w:t>Nüvə sintezi yüngül atom nüvələrinin daha ağır nüvəyə birləşməsidir. Alınan məhsulların kütləsi ilkin hissəciklərinkindən bir qədər az olanda fərq enerji kimi ayrılır. Yerdə tədqiqatçılar plazmanı — ionlaşmış qazı qızdırıb saxlayırlar ki, toqquşmalar hidrogenin deyterium və tritium izotoplarını birləşdirsin. İzotoplar eyni elementin müxtəlif kütləli formalarıdır. Maqnit sahəsi və ya yanacağı içəriyə doğru sıxan təsir onu reaksiya üçün kifayət qədər saxlayır. Obrazlı desək, məqsəd Günəşin bir parçasını təhlükəsiz idarə etməkdir.</w:t>
       </w:r>
     </w:p>
     <w:p>
       <w:pPr>
-        <w:keepNext/>
-        <w:spacing w:before="240" w:after="120"/>
+        <w:pStyle w:val="Heading1"/>
+        <w:widowControl/>
       </w:pPr>
       <w:r>
-        <w:rPr>
-          <w:rFonts w:ascii="Calibri" w:hAnsi="Calibri" w:eastAsia="Calibri"/>
-          <w:b/>
-          <w:i w:val="0"/>
-          <w:color w:val="004E8C"/>
-          <w:sz w:val="28"/>
-        </w:rPr>
-        <w:t>Onu kim kəşf və ya ixtira edib</w:t>
+        <w:t>Kim kəşf edib və ya yaradıb</w:t>
       </w:r>
     </w:p>
     <w:p>
       <w:pPr>
-        <w:spacing w:after="160" w:line="276" w:lineRule="auto"/>
+        <w:widowControl/>
       </w:pPr>
       <w:r>
-        <w:rPr>
-          <w:rFonts w:ascii="Calibri" w:hAnsi="Calibri" w:eastAsia="Calibri"/>
-          <w:b w:val="0"/>
-          <w:i w:val="0"/>
-          <w:sz w:val="22"/>
-        </w:rPr>
-        <w:t>Ulduzlarda nüvə sintezinin necə baş verdiyini astrofiziklər izah etdilər; sonra hərbi proqramlar və mülki laboratoriyalar bu prosesi Yer üzündə idarə etməyə çalışdı. Plazma fiziklərinin, mühəndislərin və beynəlxalq tədqiqat birliklərinin bir neçə nəsli tokamaklar, lazer sistemləri və ölçmə cihazları yaratdı. Bu texnologiyanı hazır vəziyyətə gətirmək tək bir ixtiraçının işi deyil; nüvə sintezi uzunmüddətli elmi və sənaye proqramıdır. Nailiyyətlər ayrı-ayrı şəxslərdən çox qurumların və böyük kollektivlərin əməyinin nəticəsidir.</w:t>
+        <w:t>Astrofiziklər ulduz sintezini izah etdilər, silah proqramları və mülki laboratoriyalar isə Yerdə idarə olunan proses üzərində işlədilər. Plazma fiziklərinin, mühəndislərin və beynəlxalq birliklərin bir neçə nəsli tokamaklar, lazerlər və ölçmə vasitələri qurdu. Sintezi tək ixtiraçı «tamamlamayacaq»; bu, uzun elmi-sənaye işidir. Töhfə qurumlara və kollektivlərə aiddir.</w:t>
       </w:r>
     </w:p>
     <w:p>
       <w:pPr>
-        <w:keepNext/>
-        <w:spacing w:before="240" w:after="120"/>
+        <w:pStyle w:val="Heading1"/>
+        <w:widowControl/>
       </w:pPr>
       <w:r>
-        <w:rPr>
-          <w:rFonts w:ascii="Calibri" w:hAnsi="Calibri" w:eastAsia="Calibri"/>
-          <w:b/>
-          <w:i w:val="0"/>
-          <w:color w:val="004E8C"/>
-          <w:sz w:val="28"/>
-        </w:rPr>
-        <w:t>Nə vaxt və necə meydana gəlib</w:t>
+        <w:t>Nə vaxt və necə yaranıb</w:t>
       </w:r>
     </w:p>
     <w:p>
       <w:pPr>
-        <w:spacing w:after="160" w:line="276" w:lineRule="auto"/>
+        <w:widowControl/>
       </w:pPr>
       <w:r>
-        <w:rPr>
-          <w:rFonts w:ascii="Calibri" w:hAnsi="Calibri" w:eastAsia="Calibri"/>
-          <w:b w:val="0"/>
-          <w:i w:val="0"/>
-          <w:sz w:val="22"/>
-        </w:rPr>
-        <w:t>İkinci Dünya müharibəsindən sonrakı tədqiqatlar plazmanı saxlamaq üçün əsas üsulları formalaşdırdı; irəliləyiş temperaturun, sıxlığın və saxlama müddətinin mərhələlərlə artırılması hesabına baş verdi. XX əsrin sonu və XXI əsrin əvvəllərində qurulan iri sistemlər enerji balansı həddinə yaxınlaşsa da, elektrik şəbəkəsinə enerji vermədi. Nəhəng beynəlxalq layihələrlə yanaşı, özəl şirkətlər daha yığcam qurğular təklif etdilər. Güclü neytron axınına və istiyə davam gətirən materiallar inkişafın sürətini müəyyən edən əsas məsələlərdəndir. Kommersiya istifadəsinə hələ başlanmayıb və təkmilləşdirmə prosesi onilliklərlə ölçülür.</w:t>
+        <w:t>Müharibədən sonrakı tədqiqatlar plazmanı saxlama üsullarını müəyyənləşdirdi. Temperatur, sıxlıq və saxlama müddətində sıçrayışlarla irəliləyiş oldu. XX əsrin sonu və XXI əsrin əvvəlində böyük qurğular enerji bərabərliyi göstəricilərinə yaxınlaşdı, amma şəbəkəyə elektrik vermədi. Özəl təşəbbüslər iri layihələrin yanına yığcam quruluşlar əlavə etdi. Neytron axınına və istiliyə davam gətirən materiallar inkişaf sürətini hələ məhdudlaşdırır. Onillik təkmilləşdirmələrə baxmayaraq, kommersiya mərhələsi hələ qarşıdadır.</w:t>
       </w:r>
     </w:p>
     <w:p>
       <w:pPr>
-        <w:keepNext/>
-        <w:spacing w:before="240" w:after="120"/>
+        <w:pStyle w:val="Heading1"/>
+        <w:widowControl/>
       </w:pPr>
       <w:r>
-        <w:rPr>
-          <w:rFonts w:ascii="Calibri" w:hAnsi="Calibri" w:eastAsia="Calibri"/>
-          <w:b/>
-          <w:i w:val="0"/>
-          <w:color w:val="004E8C"/>
-          <w:sz w:val="28"/>
-        </w:rPr>
-        <w:t>Elmi baxımdan əhəmiyyəti</w:t>
+        <w:t>Elm üçün əhəmiyyəti</w:t>
       </w:r>
     </w:p>
     <w:p>
       <w:pPr>
-        <w:spacing w:after="160" w:line="276" w:lineRule="auto"/>
+        <w:widowControl/>
       </w:pPr>
       <w:r>
-        <w:rPr>
-          <w:rFonts w:ascii="Calibri" w:hAnsi="Calibri" w:eastAsia="Calibri"/>
-          <w:b w:val="0"/>
-          <w:i w:val="0"/>
-          <w:sz w:val="22"/>
-        </w:rPr>
-        <w:t>Nüvə sintezi tədqiqatları plazma fizikasının, ifratkeçirici maqnitlərin, yüksək güclü lazerlərin və şüalanmaya davamlı materialların inkişafına təkan verdi. Bu sahə nüvə fizikasını son dərəcə ağır şəraitdə işləyən mühəndislik sistemləri ilə birləşdirir. Qeyri-sabit plazmanın dəqiq ölçülməsi hesablama elminin imkanlarını genişləndirdi. Elmi baxımdan nüvə sintezi həm ulduzlarda gedən prosesləri, həm də kimyəvi yanacaqlardan qat-qat yüksək enerji sıxlığını laboratoriyada öyrənməyə imkan verir.</w:t>
+        <w:t>Sintez tədqiqatları plazma fizikasını, ifratkeçirici maqnitləri, güclü lazerləri və şüalanmaya davamlı materialları inkişaf etdirdi. Nüvə fizikasını ekstremal şərait mühəndisliyi ilə birləşdirdi. Turbulent — nizamsız hərəkətli plazmanın ölçülməsi hesablama elmini irəli apardı. Sintez həm ulduz proseslərinin, həm də kimyəvi yanacaqdan daha sıx enerjinin laboratoriyasıdır.</w:t>
       </w:r>
     </w:p>
     <w:p>
       <w:pPr>
-        <w:keepNext/>
-        <w:spacing w:before="240" w:after="120"/>
+        <w:pStyle w:val="Heading1"/>
+        <w:widowControl/>
       </w:pPr>
       <w:r>
-        <w:rPr>
-          <w:rFonts w:ascii="Calibri" w:hAnsi="Calibri" w:eastAsia="Calibri"/>
-          <w:b/>
-          <w:i w:val="0"/>
-          <w:color w:val="004E8C"/>
-          <w:sz w:val="28"/>
-        </w:rPr>
-        <w:t>Sonrakı inkişaflara necə təsir göstərib</w:t>
+        <w:t>Sonrakı inkişafa təsiri</w:t>
       </w:r>
     </w:p>
     <w:p>
       <w:pPr>
-        <w:spacing w:after="160" w:line="276" w:lineRule="auto"/>
+        <w:widowControl/>
       </w:pPr>
       <w:r>
-        <w:rPr>
-          <w:rFonts w:ascii="Calibri" w:hAnsi="Calibri" w:eastAsia="Calibri"/>
-          <w:b w:val="0"/>
-          <w:i w:val="0"/>
-          <w:sz w:val="22"/>
-        </w:rPr>
-        <w:t>Bu tədqiqatların əlavə nəticələri arasında tibbi sürətləndiricilər, güclü maqnitlər və plazma ilə material emalı var. İqlim siyasətində nüvə sintezi əsrin sonrakı dövrü üçün nüvə parçalanması və bərpa olunan mənbələrlə yanaşı, hava şəraitindən asılı olmayan mümkün enerji mənbəyi sayılır. Kriogenika və vakuum sistemləri üzrə hazırlanan mütəxəssislər başqa sənaye sahələrində də çalışırlar. Sərmayənin gah artıb, gah azalması isə bu sahədə səbirli olmağın və şişirdilmiş gözləntiləri düzgün idarə etməyin vacibliyini göstərir.</w:t>
+        <w:t>Bu işlərin əlavə nəticələrinə tibbi sürətləndiricilər, qabaqcıl maqnitlər və plazma ilə emal daxildir. İqlim siyasətində sintez nüvə parçalanması və bərpa olunan mənbələrlə yanaşı əsrin sonlarına doğru mümkün sabit enerji variantı sayılır. Çox aşağı temperatur və vakuum sistemləri üzrə hazırlanan mütəxəssislər başqa sənayelərə də töhfə verir. Sərmayə dalğaları səbirli olmağın və şişirdilmiş gözləntiləri idarə etməyin əhəmiyyətini göstərir.</w:t>
       </w:r>
     </w:p>
     <w:p>
       <w:pPr>
-        <w:keepNext/>
-        <w:spacing w:before="240" w:after="120"/>
+        <w:pStyle w:val="Heading1"/>
+        <w:widowControl/>
       </w:pPr>
       <w:r>
-        <w:rPr>
-          <w:rFonts w:ascii="Calibri" w:hAnsi="Calibri" w:eastAsia="Calibri"/>
-          <w:b/>
-          <w:i w:val="0"/>
-          <w:color w:val="004E8C"/>
-          <w:sz w:val="28"/>
-        </w:rPr>
         <w:t>İnsan həyatını necə dəyişib</w:t>
       </w:r>
     </w:p>
     <w:p>
       <w:pPr>
-        <w:spacing w:after="160" w:line="276" w:lineRule="auto"/>
+        <w:widowControl/>
       </w:pPr>
       <w:r>
-        <w:rPr>
-          <w:rFonts w:ascii="Calibri" w:hAnsi="Calibri" w:eastAsia="Calibri"/>
-          <w:b w:val="0"/>
-          <w:i w:val="0"/>
-          <w:sz w:val="22"/>
-        </w:rPr>
-        <w:t>Gündəlik həyat hələ nüvə sintezi elektrik stansiyalarının enerjisi ilə təmin olunmur. Hələlik təsir daha çox mədəni və elmi xarakter daşıyır: bəşəriyyət təmiz və fasiləsiz enerji ümidi ilə uzunmüddətli ortaq layihəyə sərmayə qoyur. Laboratoriyaların yaxınlığındakı icmalar yeni iş yerləri qazanır, eyni zamanda mümkün riskləri müzakirə edir. Kommersiya nüvə sintezi reallaşsa, elektrik şəbəkələri və yanacaq geopolitikası dəyişə bilər; gecikərsə, yükü digər azkarbonlu texnologiyalar daşımalı olacaq. Beləliklə, bu texnologiyaya bəslənən ümidin özü enerji siyasətinə təsir edən amilə çevrilib.</w:t>
+        <w:t>Gündəlik həyat hələ sintez stansiyalarından enerji almır. Dəyişiklik elmi və mədənidir: cəmiyyət təmiz, davamlı enerji ümidi ilə uzunmüddətli işə qoşulur. Laboratoriyaların yaxınlığında iş yerləri yaranır və risklər müzakirə olunur. Kommersiya sintezi alınsa, elektrik şəbəkələri və yanacaqla bağlı geosiyasət dəyişə bilər. Geciksə, yükü başqa azkarbonlu vasitələr daşımalıdır. Ümid özü də enerji siyasətinə təsir edən amilə çevrilib.</w:t>
       </w:r>
     </w:p>
     <w:p>
       <w:pPr>
-        <w:keepNext/>
-        <w:spacing w:before="240" w:after="120"/>
+        <w:pStyle w:val="Heading1"/>
+        <w:widowControl/>
       </w:pPr>
       <w:r>
-        <w:rPr>
-          <w:rFonts w:ascii="Calibri" w:hAnsi="Calibri" w:eastAsia="Calibri"/>
-          <w:b/>
-          <w:i w:val="0"/>
-          <w:color w:val="004E8C"/>
-          <w:sz w:val="28"/>
-        </w:rPr>
         <w:t>Mənbələr və istinadlar</w:t>
       </w:r>
     </w:p>
     <w:p>
       <w:pPr>
-        <w:keepNext/>
-        <w:spacing w:before="240" w:after="120"/>
+        <w:pStyle w:val="Heading2"/>
+        <w:widowControl/>
       </w:pPr>
       <w:r>
         <w:rPr>
-          <w:rFonts w:ascii="Calibri" w:hAnsi="Calibri" w:eastAsia="Calibri"/>
-          <w:b/>
-          <w:i w:val="0"/>
-          <w:color w:val="004E8C"/>
-          <w:sz w:val="24"/>
+          <w:sz w:val="20"/>
         </w:rPr>
-        <w:t>A. Kitablar və əsas elmi əsərlər</w:t>
+        <w:t>A Kitablar və əsas elmi əsərlər</w:t>
       </w:r>
     </w:p>
     <w:p>
       <w:pPr>
-        <w:spacing w:after="80"/>
-        <w:ind w:left="360"/>
+        <w:widowControl/>
       </w:pPr>
       <w:r>
         <w:rPr>
-          <w:rFonts w:ascii="Calibri" w:hAnsi="Calibri" w:eastAsia="Calibri"/>
-          <w:b w:val="0"/>
-          <w:i w:val="0"/>
-          <w:sz w:val="22"/>
+          <w:sz w:val="20"/>
         </w:rPr>
         <w:t>1. Freidberg, Jeffrey P. Plasma Physics and Fusion Energy. Cambridge: Cambridge University Press, 2007.</w:t>
       </w:r>
     </w:p>
     <w:p>
       <w:pPr>
-        <w:keepNext/>
-        <w:spacing w:before="240" w:after="120"/>
+        <w:pStyle w:val="Heading2"/>
+        <w:widowControl/>
       </w:pPr>
       <w:r>
         <w:rPr>
-          <w:rFonts w:ascii="Calibri" w:hAnsi="Calibri" w:eastAsia="Calibri"/>
-          <w:b/>
-          <w:i w:val="0"/>
-          <w:color w:val="004E8C"/>
-          <w:sz w:val="24"/>
+          <w:sz w:val="20"/>
         </w:rPr>
-        <w:t>C. Təşkilatların materialları və ensiklopedik mənbələr</w:t>
+        <w:t>C Qurumların materialları və ensiklopedik mənbələr</w:t>
       </w:r>
     </w:p>
     <w:p>
       <w:pPr>
-        <w:spacing w:after="80"/>
-        <w:ind w:left="360"/>
+        <w:widowControl/>
       </w:pPr>
       <w:r>
         <w:rPr>
-          <w:rFonts w:ascii="Calibri" w:hAnsi="Calibri" w:eastAsia="Calibri"/>
-          <w:b w:val="0"/>
-          <w:i w:val="0"/>
-          <w:sz w:val="22"/>
+          <w:sz w:val="20"/>
         </w:rPr>
-        <w:t>1. Encyclopaedia Britannica. “Nuclear fusion” (“Nüvə sintezi”).</w:t>
-      </w:r>
-      <w:r>
-        <w:rPr>
-          <w:rFonts w:ascii="Calibri" w:hAnsi="Calibri" w:eastAsia="Calibri"/>
-          <w:b w:val="0"/>
-          <w:i w:val="0"/>
-          <w:sz w:val="22"/>
-        </w:rPr>
-        <w:t xml:space="preserve"> </w:t>
+        <w:t xml:space="preserve">1. Encyclopaedia Britannica. 'Nuclear fusion.' </w:t>
       </w:r>
       <w:hyperlink r:id="rId9">
         <w:r>
           <w:rPr>
-            <w:rFonts w:ascii="Calibri" w:hAnsi="Calibri" w:eastAsia="Calibri"/>
-            <w:b w:val="0"/>
-            <w:i w:val="0"/>
-            <w:sz w:val="22"/>
-            <w:color w:val="0563C1"/>
-            <w:u w:val="single"/>
+            <w:sz w:val="20"/>
           </w:rPr>
           <w:t>https://www.britannica.com/science/nuclear-fusion</w:t>
         </w:r>
       </w:hyperlink>
+      <w:r>
+        <w:rPr>
+          <w:sz w:val="20"/>
+        </w:rPr>
+      </w:r>
     </w:p>
     <w:p>
       <w:pPr>
-        <w:spacing w:after="80"/>
-        <w:ind w:left="360"/>
+        <w:widowControl/>
       </w:pPr>
       <w:r>
         <w:rPr>
-          <w:rFonts w:ascii="Calibri" w:hAnsi="Calibri" w:eastAsia="Calibri"/>
-          <w:b w:val="0"/>
-          <w:i w:val="0"/>
-          <w:sz w:val="22"/>
+          <w:sz w:val="20"/>
         </w:rPr>
-        <w:t>2. ITER Organization. Layihəyə ümumi baxış və nüvə sintezinə dair izahlı materiallar.</w:t>
-      </w:r>
-      <w:r>
-        <w:rPr>
-          <w:rFonts w:ascii="Calibri" w:hAnsi="Calibri" w:eastAsia="Calibri"/>
-          <w:b w:val="0"/>
-          <w:i w:val="0"/>
-          <w:sz w:val="22"/>
-        </w:rPr>
-        <w:t xml:space="preserve"> </w:t>
+        <w:t xml:space="preserve">2. ITER Organization. Project overview and fusion explainers. </w:t>
       </w:r>
       <w:hyperlink r:id="rId10">
         <w:r>
           <w:rPr>
-            <w:rFonts w:ascii="Calibri" w:hAnsi="Calibri" w:eastAsia="Calibri"/>
-            <w:b w:val="0"/>
-            <w:i w:val="0"/>
-            <w:sz w:val="22"/>
-            <w:color w:val="0563C1"/>
-            <w:u w:val="single"/>
+            <w:sz w:val="20"/>
           </w:rPr>
           <w:t>https://www.iter.org/</w:t>
         </w:r>
       </w:hyperlink>
+      <w:r>
+        <w:rPr>
+          <w:sz w:val="20"/>
+        </w:rPr>
+      </w:r>
     </w:p>
     <w:p>
       <w:pPr>
-        <w:spacing w:after="80"/>
-        <w:ind w:left="360"/>
+        <w:widowControl/>
       </w:pPr>
       <w:r>
         <w:rPr>
-          <w:rFonts w:ascii="Calibri" w:hAnsi="Calibri" w:eastAsia="Calibri"/>
-          <w:b w:val="0"/>
-          <w:i w:val="0"/>
-          <w:sz w:val="22"/>
+          <w:sz w:val="20"/>
         </w:rPr>
-        <w:t>3. IAEA. Nüvə sintezi enerjisi.</w:t>
-      </w:r>
-      <w:r>
-        <w:rPr>
-          <w:rFonts w:ascii="Calibri" w:hAnsi="Calibri" w:eastAsia="Calibri"/>
-          <w:b w:val="0"/>
-          <w:i w:val="0"/>
-          <w:sz w:val="22"/>
-        </w:rPr>
-        <w:t xml:space="preserve"> </w:t>
+        <w:t xml:space="preserve">3. IAEA. Fusion energy. </w:t>
       </w:r>
       <w:hyperlink r:id="rId11">
         <w:r>
           <w:rPr>
-            <w:rFonts w:ascii="Calibri" w:hAnsi="Calibri" w:eastAsia="Calibri"/>
-            <w:b w:val="0"/>
-            <w:i w:val="0"/>
-            <w:sz w:val="22"/>
-            <w:color w:val="0563C1"/>
-            <w:u w:val="single"/>
+            <w:sz w:val="20"/>
           </w:rPr>
           <w:t>https://www.iaea.org/topics/energy/fusion</w:t>
         </w:r>
       </w:hyperlink>
-    </w:p>
-    <w:p>
-      <w:pPr>
-        <w:keepNext/>
-        <w:spacing w:before="240" w:after="120"/>
-      </w:pPr>
       <w:r>
         <w:rPr>
-          <w:rFonts w:ascii="Calibri" w:hAnsi="Calibri" w:eastAsia="Calibri"/>
-          <w:b/>
-          <w:i w:val="0"/>
-          <w:color w:val="004E8C"/>
-          <w:sz w:val="24"/>
+          <w:sz w:val="20"/>
         </w:rPr>
-        <w:t>D. Muzey, arxiv və kitabxana materialları</w:t>
       </w:r>
     </w:p>
     <w:p>
       <w:pPr>
-        <w:spacing w:after="80"/>
-        <w:ind w:left="360"/>
+        <w:pStyle w:val="Heading2"/>
+        <w:widowControl/>
       </w:pPr>
       <w:r>
         <w:rPr>
-          <w:rFonts w:ascii="Calibri" w:hAnsi="Calibri" w:eastAsia="Calibri"/>
-          <w:b w:val="0"/>
-          <w:i w:val="0"/>
-          <w:sz w:val="22"/>
+          <w:sz w:val="20"/>
         </w:rPr>
-        <w:t>1. Science Museum (London). Enerji və nüvə elmi ilə bağlı eksponatlar və onların tarixçəsi.</w:t>
+        <w:t>D Muzey arxiv və kitabxana materialları</w:t>
       </w:r>
+    </w:p>
+    <w:p>
+      <w:pPr>
+        <w:widowControl/>
+      </w:pPr>
       <w:r>
         <w:rPr>
-          <w:rFonts w:ascii="Calibri" w:hAnsi="Calibri" w:eastAsia="Calibri"/>
-          <w:b w:val="0"/>
-          <w:i w:val="0"/>
-          <w:sz w:val="22"/>
+          <w:sz w:val="20"/>
         </w:rPr>
-        <w:t xml:space="preserve"> </w:t>
+        <w:t xml:space="preserve">1. Science Museum (London). Energy and nuclear science objects and stories. </w:t>
       </w:r>
       <w:hyperlink r:id="rId12">
         <w:r>
           <w:rPr>
-            <w:rFonts w:ascii="Calibri" w:hAnsi="Calibri" w:eastAsia="Calibri"/>
-            <w:b w:val="0"/>
-            <w:i w:val="0"/>
-            <w:sz w:val="22"/>
-            <w:color w:val="0563C1"/>
-            <w:u w:val="single"/>
+            <w:sz w:val="20"/>
           </w:rPr>
           <w:t>https://www.sciencemuseum.org.uk/objects-and-stories</w:t>
         </w:r>
       </w:hyperlink>
-    </w:p>
-    <w:p>
-      <w:pPr>
-        <w:keepNext/>
-        <w:spacing w:before="240" w:after="120"/>
-      </w:pPr>
       <w:r>
         <w:rPr>
-          <w:rFonts w:ascii="Calibri" w:hAnsi="Calibri" w:eastAsia="Calibri"/>
-          <w:b/>
-          <w:i w:val="0"/>
-          <w:color w:val="004E8C"/>
-          <w:sz w:val="24"/>
+          <w:sz w:val="20"/>
         </w:rPr>
-        <w:t>G. Kosmik agentliklərin, laboratoriyaların və elmi təşkilatların materialları</w:t>
       </w:r>
     </w:p>
     <w:p>
       <w:pPr>
-        <w:spacing w:after="80"/>
-        <w:ind w:left="360"/>
+        <w:pStyle w:val="Heading2"/>
+        <w:widowControl/>
       </w:pPr>
       <w:r>
         <w:rPr>
-          <w:rFonts w:ascii="Calibri" w:hAnsi="Calibri" w:eastAsia="Calibri"/>
-          <w:b w:val="0"/>
-          <w:i w:val="0"/>
-          <w:sz w:val="22"/>
+          <w:sz w:val="20"/>
         </w:rPr>
-        <w:t>1. Lawrence Livermore National Laboratory. National Ignition Facility — ətalət saxlanması ilə nüvə sintezi.</w:t>
+        <w:t>G Kosmik agentliklər laboratoriyalar və elmi təşkilatlar</w:t>
       </w:r>
+    </w:p>
+    <w:p>
+      <w:pPr>
+        <w:widowControl/>
+      </w:pPr>
       <w:r>
         <w:rPr>
-          <w:rFonts w:ascii="Calibri" w:hAnsi="Calibri" w:eastAsia="Calibri"/>
-          <w:b w:val="0"/>
-          <w:i w:val="0"/>
-          <w:sz w:val="22"/>
+          <w:sz w:val="20"/>
         </w:rPr>
-        <w:t xml:space="preserve"> </w:t>
+        <w:t xml:space="preserve">1. Lawrence Livermore National Laboratory. National Ignition Facility — inertial confinement fusion. </w:t>
       </w:r>
       <w:hyperlink r:id="rId13">
         <w:r>
           <w:rPr>
-            <w:rFonts w:ascii="Calibri" w:hAnsi="Calibri" w:eastAsia="Calibri"/>
-            <w:b w:val="0"/>
-            <w:i w:val="0"/>
-            <w:sz w:val="22"/>
-            <w:color w:val="0563C1"/>
-            <w:u w:val="single"/>
+            <w:sz w:val="20"/>
           </w:rPr>
           <w:t>https://lasers.llnl.gov/</w:t>
         </w:r>
       </w:hyperlink>
+      <w:r>
+        <w:rPr>
+          <w:sz w:val="20"/>
+        </w:rPr>
+      </w:r>
     </w:p>
     <w:sectPr>
-      <w:pgSz w:w="12240" w:h="15840"/>
-      <w:pgMar w:top="1296" w:right="1440" w:bottom="1296" w:left="1440" w:header="720" w:footer="720" w:gutter="0"/>
+      <w:footerReference w:type="default" r:id="rId14"/>
+      <w:pgSz w:w="11906" w:h="16838"/>
+      <w:pgMar w:top="1020" w:right="1134" w:bottom="1020" w:left="1134" w:header="720" w:footer="720" w:gutter="0"/>
       <w:cols w:space="720"/>
       <w:docGrid w:linePitch="360"/>
     </w:sectPr>
   </w:body>
 </w:document>
+</file>
+
+<file path=word/footer1.xml><?xml version="1.0" encoding="utf-8"?>
+<w:ftr xmlns:m="http://schemas.openxmlformats.org/officeDocument/2006/math" xmlns:mc="http://schemas.openxmlformats.org/markup-compatibility/2006" xmlns:mo="http://schemas.microsoft.com/office/mac/office/2008/main" xmlns:mv="urn:schemas-microsoft-com:mac:vml" xmlns:o="urn:schemas-microsoft-com:office:office" xmlns:r="http://schemas.openxmlformats.org/officeDocument/2006/relationships" xmlns:v="urn:schemas-microsoft-com:vml" xmlns:w10="urn:schemas-microsoft-com:office:word" xmlns:w14="http://schemas.microsoft.com/office/word/2010/wordml" xmlns:w="http://schemas.openxmlformats.org/wordprocessingml/2006/main" xmlns:wne="http://schemas.microsoft.com/office/word/2006/wordml" xmlns:wp14="http://schemas.microsoft.com/office/word/2010/wordprocessingDrawing" xmlns:wp="http://schemas.openxmlformats.org/drawingml/2006/wordprocessingDrawing" xmlns:wpc="http://schemas.microsoft.com/office/word/2010/wordprocessingCanvas" xmlns:wpg="http://schemas.microsoft.com/office/word/2010/wordprocessingGroup" xmlns:wpi="http://schemas.microsoft.com/office/word/2010/wordprocessingInk" xmlns:wps="http://schemas.microsoft.com/office/word/2010/wordprocessingShape" mc:Ignorable="w14 wp14">
+  <w:p>
+    <w:pPr>
+      <w:pStyle w:val="Footer"/>
+      <w:jc w:val="right"/>
+    </w:pPr>
+    <w:fldSimple w:instr="PAGE"/>
+  </w:p>
+</w:ftr>
 </file>
 
 <file path=word/numbering.xml><?xml version="1.0" encoding="utf-8"?>
@@ -825,7 +618,7 @@
   <w:docDefaults>
     <w:rPrDefault>
       <w:rPr>
-        <w:rFonts w:asciiTheme="minorHAnsi" w:eastAsiaTheme="minorEastAsia" w:hAnsiTheme="minorHAnsi" w:cstheme="minorBidi"/>
+        <w:rFonts/>
         <w:sz w:val="22"/>
         <w:szCs w:val="22"/>
         <w:lang w:val="en-US" w:eastAsia="en-US" w:bidi="ar-SA"/>
@@ -980,6 +773,15 @@
     <w:name w:val="Normal"/>
     <w:qFormat/>
     <w:rsid w:val="00FC693F"/>
+    <w:pPr>
+      <w:spacing w:after="120" w:line="259" w:lineRule="auto"/>
+    </w:pPr>
+    <w:rPr>
+      <w:rFonts w:ascii="Times New Roman" w:hAnsi="Times New Roman"/>
+      <w:color w:val="000000"/>
+      <w:sz w:val="24"/>
+      <w:lang w:val="az-Latn-AZ"/>
+    </w:rPr>
   </w:style>
   <w:style w:type="paragraph" w:styleId="Header">
     <w:name w:val="header"/>
@@ -1036,16 +838,17 @@
     <w:pPr>
       <w:keepNext/>
       <w:keepLines/>
-      <w:spacing w:before="480" w:after="0"/>
+      <w:spacing w:before="480" w:after="120" w:line="259" w:lineRule="auto"/>
       <w:outlineLvl w:val="0"/>
     </w:pPr>
     <w:rPr>
-      <w:rFonts w:asciiTheme="majorHAnsi" w:eastAsiaTheme="majorEastAsia" w:hAnsiTheme="majorHAnsi" w:cstheme="majorBidi"/>
+      <w:rFonts w:ascii="Times New Roman" w:hAnsi="Times New Roman"/>
       <w:b/>
       <w:bCs/>
-      <w:color w:val="365F91" w:themeColor="accent1" w:themeShade="BF"/>
-      <w:sz w:val="28"/>
+      <w:color w:val="000000"/>
+      <w:sz w:val="26"/>
       <w:szCs w:val="28"/>
+      <w:lang w:val="az-Latn-AZ"/>
     </w:rPr>
   </w:style>
   <w:style w:type="paragraph" w:styleId="Heading2">
@@ -1060,16 +863,17 @@
     <w:pPr>
       <w:keepNext/>
       <w:keepLines/>
-      <w:spacing w:before="200" w:after="0"/>
+      <w:spacing w:before="200" w:after="120" w:line="259" w:lineRule="auto"/>
       <w:outlineLvl w:val="1"/>
     </w:pPr>
     <w:rPr>
-      <w:rFonts w:asciiTheme="majorHAnsi" w:eastAsiaTheme="majorEastAsia" w:hAnsiTheme="majorHAnsi" w:cstheme="majorBidi"/>
+      <w:rFonts w:ascii="Times New Roman" w:hAnsi="Times New Roman"/>
       <w:b/>
       <w:bCs/>
-      <w:color w:val="4F81BD" w:themeColor="accent1"/>
+      <w:color w:val="000000"/>
       <w:sz w:val="26"/>
       <w:szCs w:val="26"/>
+      <w:lang w:val="az-Latn-AZ"/>
     </w:rPr>
   </w:style>
   <w:style w:type="paragraph" w:styleId="Heading3">
@@ -1088,7 +892,7 @@
       <w:outlineLvl w:val="2"/>
     </w:pPr>
     <w:rPr>
-      <w:rFonts w:asciiTheme="majorHAnsi" w:eastAsiaTheme="majorEastAsia" w:hAnsiTheme="majorHAnsi" w:cstheme="majorBidi"/>
+      <w:rFonts/>
       <w:b/>
       <w:bCs/>
       <w:color w:val="4F81BD" w:themeColor="accent1"/>
@@ -1111,7 +915,7 @@
       <w:outlineLvl w:val="3"/>
     </w:pPr>
     <w:rPr>
-      <w:rFonts w:asciiTheme="majorHAnsi" w:eastAsiaTheme="majorEastAsia" w:hAnsiTheme="majorHAnsi" w:cstheme="majorBidi"/>
+      <w:rFonts/>
       <w:b/>
       <w:bCs/>
       <w:i/>
@@ -1136,7 +940,7 @@
       <w:outlineLvl w:val="4"/>
     </w:pPr>
     <w:rPr>
-      <w:rFonts w:asciiTheme="majorHAnsi" w:eastAsiaTheme="majorEastAsia" w:hAnsiTheme="majorHAnsi" w:cstheme="majorBidi"/>
+      <w:rFonts/>
       <w:color w:val="243F60" w:themeColor="accent1" w:themeShade="7F"/>
     </w:rPr>
   </w:style>
@@ -1157,7 +961,7 @@
       <w:outlineLvl w:val="5"/>
     </w:pPr>
     <w:rPr>
-      <w:rFonts w:asciiTheme="majorHAnsi" w:eastAsiaTheme="majorEastAsia" w:hAnsiTheme="majorHAnsi" w:cstheme="majorBidi"/>
+      <w:rFonts/>
       <w:i/>
       <w:iCs/>
       <w:color w:val="243F60" w:themeColor="accent1" w:themeShade="7F"/>
@@ -1180,7 +984,7 @@
       <w:outlineLvl w:val="6"/>
     </w:pPr>
     <w:rPr>
-      <w:rFonts w:asciiTheme="majorHAnsi" w:eastAsiaTheme="majorEastAsia" w:hAnsiTheme="majorHAnsi" w:cstheme="majorBidi"/>
+      <w:rFonts/>
       <w:i/>
       <w:iCs/>
       <w:color w:val="404040" w:themeColor="text1" w:themeTint="BF"/>
@@ -1203,7 +1007,7 @@
       <w:outlineLvl w:val="7"/>
     </w:pPr>
     <w:rPr>
-      <w:rFonts w:asciiTheme="majorHAnsi" w:eastAsiaTheme="majorEastAsia" w:hAnsiTheme="majorHAnsi" w:cstheme="majorBidi"/>
+      <w:rFonts/>
       <w:color w:val="4F81BD" w:themeColor="accent1"/>
       <w:sz w:val="20"/>
       <w:szCs w:val="20"/>
@@ -1226,7 +1030,7 @@
       <w:outlineLvl w:val="8"/>
     </w:pPr>
     <w:rPr>
-      <w:rFonts w:asciiTheme="majorHAnsi" w:eastAsiaTheme="majorEastAsia" w:hAnsiTheme="majorHAnsi" w:cstheme="majorBidi"/>
+      <w:rFonts/>
       <w:i/>
       <w:iCs/>
       <w:color w:val="404040" w:themeColor="text1" w:themeTint="BF"/>
@@ -1277,7 +1081,7 @@
     <w:uiPriority w:val="9"/>
     <w:rsid w:val="00FC693F"/>
     <w:rPr>
-      <w:rFonts w:asciiTheme="majorHAnsi" w:eastAsiaTheme="majorEastAsia" w:hAnsiTheme="majorHAnsi" w:cstheme="majorBidi"/>
+      <w:rFonts/>
       <w:b/>
       <w:bCs/>
       <w:color w:val="365F91" w:themeColor="accent1" w:themeShade="BF"/>
@@ -1292,7 +1096,7 @@
     <w:uiPriority w:val="9"/>
     <w:rsid w:val="00FC693F"/>
     <w:rPr>
-      <w:rFonts w:asciiTheme="majorHAnsi" w:eastAsiaTheme="majorEastAsia" w:hAnsiTheme="majorHAnsi" w:cstheme="majorBidi"/>
+      <w:rFonts/>
       <w:b/>
       <w:bCs/>
       <w:color w:val="4F81BD" w:themeColor="accent1"/>
@@ -1307,7 +1111,7 @@
     <w:uiPriority w:val="9"/>
     <w:rsid w:val="00FC693F"/>
     <w:rPr>
-      <w:rFonts w:asciiTheme="majorHAnsi" w:eastAsiaTheme="majorEastAsia" w:hAnsiTheme="majorHAnsi" w:cstheme="majorBidi"/>
+      <w:rFonts/>
       <w:b/>
       <w:bCs/>
       <w:color w:val="4F81BD" w:themeColor="accent1"/>
@@ -1322,19 +1126,17 @@
     <w:qFormat/>
     <w:rsid w:val="00FC693F"/>
     <w:pPr>
-      <w:pBdr>
-        <w:bottom w:val="single" w:sz="8" w:space="4" w:color="4F81BD" w:themeColor="accent1"/>
-      </w:pBdr>
-      <w:spacing w:after="300" w:line="240" w:lineRule="auto"/>
+      <w:spacing w:after="120" w:line="259" w:lineRule="auto"/>
       <w:contextualSpacing/>
     </w:pPr>
     <w:rPr>
-      <w:rFonts w:asciiTheme="majorHAnsi" w:eastAsiaTheme="majorEastAsia" w:hAnsiTheme="majorHAnsi" w:cstheme="majorBidi"/>
-      <w:color w:val="17365D" w:themeColor="text2" w:themeShade="BF"/>
+      <w:rFonts w:ascii="Times New Roman" w:hAnsi="Times New Roman"/>
+      <w:color w:val="000000"/>
       <w:spacing w:val="5"/>
       <w:kern w:val="28"/>
-      <w:sz w:val="52"/>
+      <w:sz w:val="40"/>
       <w:szCs w:val="52"/>
+      <w:lang w:val="az-Latn-AZ"/>
     </w:rPr>
   </w:style>
   <w:style w:type="character" w:customStyle="1" w:styleId="TitleChar">
@@ -1344,7 +1146,7 @@
     <w:uiPriority w:val="10"/>
     <w:rsid w:val="00FC693F"/>
     <w:rPr>
-      <w:rFonts w:asciiTheme="majorHAnsi" w:eastAsiaTheme="majorEastAsia" w:hAnsiTheme="majorHAnsi" w:cstheme="majorBidi"/>
+      <w:rFonts/>
       <w:color w:val="17365D" w:themeColor="text2" w:themeShade="BF"/>
       <w:spacing w:val="5"/>
       <w:kern w:val="28"/>
@@ -1366,7 +1168,7 @@
       </w:numPr>
     </w:pPr>
     <w:rPr>
-      <w:rFonts w:asciiTheme="majorHAnsi" w:eastAsiaTheme="majorEastAsia" w:hAnsiTheme="majorHAnsi" w:cstheme="majorBidi"/>
+      <w:rFonts/>
       <w:i/>
       <w:iCs/>
       <w:color w:val="4F81BD" w:themeColor="accent1"/>
@@ -1382,7 +1184,7 @@
     <w:uiPriority w:val="11"/>
     <w:rsid w:val="00FC693F"/>
     <w:rPr>
-      <w:rFonts w:asciiTheme="majorHAnsi" w:eastAsiaTheme="majorEastAsia" w:hAnsiTheme="majorHAnsi" w:cstheme="majorBidi"/>
+      <w:rFonts/>
       <w:i/>
       <w:iCs/>
       <w:color w:val="4F81BD" w:themeColor="accent1"/>
@@ -1507,8 +1309,15 @@
       <w:numPr>
         <w:numId w:val="1"/>
       </w:numPr>
+      <w:spacing w:after="120" w:line="259" w:lineRule="auto"/>
       <w:contextualSpacing/>
     </w:pPr>
+    <w:rPr>
+      <w:rFonts w:ascii="Times New Roman" w:hAnsi="Times New Roman"/>
+      <w:color w:val="000000"/>
+      <w:sz w:val="24"/>
+      <w:lang w:val="az-Latn-AZ"/>
+    </w:rPr>
   </w:style>
   <w:style w:type="paragraph" w:styleId="ListBullet2">
     <w:name w:val="List Bullet 2"/>
@@ -1680,7 +1489,7 @@
     <w:semiHidden/>
     <w:rsid w:val="00FC693F"/>
     <w:rPr>
-      <w:rFonts w:asciiTheme="majorHAnsi" w:eastAsiaTheme="majorEastAsia" w:hAnsiTheme="majorHAnsi" w:cstheme="majorBidi"/>
+      <w:rFonts/>
       <w:b/>
       <w:bCs/>
       <w:i/>
@@ -1696,7 +1505,7 @@
     <w:semiHidden/>
     <w:rsid w:val="00FC693F"/>
     <w:rPr>
-      <w:rFonts w:asciiTheme="majorHAnsi" w:eastAsiaTheme="majorEastAsia" w:hAnsiTheme="majorHAnsi" w:cstheme="majorBidi"/>
+      <w:rFonts/>
       <w:color w:val="243F60" w:themeColor="accent1" w:themeShade="7F"/>
     </w:rPr>
   </w:style>
@@ -1708,7 +1517,7 @@
     <w:semiHidden/>
     <w:rsid w:val="00FC693F"/>
     <w:rPr>
-      <w:rFonts w:asciiTheme="majorHAnsi" w:eastAsiaTheme="majorEastAsia" w:hAnsiTheme="majorHAnsi" w:cstheme="majorBidi"/>
+      <w:rFonts/>
       <w:i/>
       <w:iCs/>
       <w:color w:val="243F60" w:themeColor="accent1" w:themeShade="7F"/>
@@ -1722,7 +1531,7 @@
     <w:semiHidden/>
     <w:rsid w:val="00FC693F"/>
     <w:rPr>
-      <w:rFonts w:asciiTheme="majorHAnsi" w:eastAsiaTheme="majorEastAsia" w:hAnsiTheme="majorHAnsi" w:cstheme="majorBidi"/>
+      <w:rFonts/>
       <w:i/>
       <w:iCs/>
       <w:color w:val="404040" w:themeColor="text1" w:themeTint="BF"/>
@@ -1736,7 +1545,7 @@
     <w:semiHidden/>
     <w:rsid w:val="00FC693F"/>
     <w:rPr>
-      <w:rFonts w:asciiTheme="majorHAnsi" w:eastAsiaTheme="majorEastAsia" w:hAnsiTheme="majorHAnsi" w:cstheme="majorBidi"/>
+      <w:rFonts/>
       <w:color w:val="4F81BD" w:themeColor="accent1"/>
       <w:sz w:val="20"/>
       <w:szCs w:val="20"/>
@@ -1750,7 +1559,7 @@
     <w:semiHidden/>
     <w:rsid w:val="00FC693F"/>
     <w:rPr>
-      <w:rFonts w:asciiTheme="majorHAnsi" w:eastAsiaTheme="majorEastAsia" w:hAnsiTheme="majorHAnsi" w:cstheme="majorBidi"/>
+      <w:rFonts/>
       <w:i/>
       <w:iCs/>
       <w:color w:val="404040" w:themeColor="text1" w:themeTint="BF"/>
@@ -1809,9 +1618,6 @@
     <w:qFormat/>
     <w:rsid w:val="00FC693F"/>
     <w:pPr>
-      <w:pBdr>
-        <w:bottom w:val="single" w:sz="4" w:space="4" w:color="4F81BD" w:themeColor="accent1"/>
-      </w:pBdr>
       <w:spacing w:before="200" w:after="280"/>
       <w:ind w:left="936" w:right="936"/>
     </w:pPr>
@@ -3339,7 +3145,7 @@
         <w:spacing w:before="0" w:after="0" w:line="240" w:lineRule="auto"/>
       </w:pPr>
       <w:rPr>
-        <w:rFonts w:asciiTheme="majorHAnsi" w:eastAsiaTheme="majorEastAsia" w:hAnsiTheme="majorHAnsi" w:cstheme="majorBidi"/>
+        <w:rFonts/>
         <w:b/>
         <w:bCs/>
       </w:rPr>
@@ -3360,7 +3166,7 @@
         <w:spacing w:before="0" w:after="0" w:line="240" w:lineRule="auto"/>
       </w:pPr>
       <w:rPr>
-        <w:rFonts w:asciiTheme="majorHAnsi" w:eastAsiaTheme="majorEastAsia" w:hAnsiTheme="majorHAnsi" w:cstheme="majorBidi"/>
+        <w:rFonts/>
         <w:b/>
         <w:bCs/>
       </w:rPr>
@@ -3378,14 +3184,14 @@
     </w:tblStylePr>
     <w:tblStylePr w:type="firstCol">
       <w:rPr>
-        <w:rFonts w:asciiTheme="majorHAnsi" w:eastAsiaTheme="majorEastAsia" w:hAnsiTheme="majorHAnsi" w:cstheme="majorBidi"/>
+        <w:rFonts/>
         <w:b/>
         <w:bCs/>
       </w:rPr>
     </w:tblStylePr>
     <w:tblStylePr w:type="lastCol">
       <w:rPr>
-        <w:rFonts w:asciiTheme="majorHAnsi" w:eastAsiaTheme="majorEastAsia" w:hAnsiTheme="majorHAnsi" w:cstheme="majorBidi"/>
+        <w:rFonts/>
         <w:b/>
         <w:bCs/>
       </w:rPr>
@@ -3469,7 +3275,7 @@
         <w:spacing w:before="0" w:after="0" w:line="240" w:lineRule="auto"/>
       </w:pPr>
       <w:rPr>
-        <w:rFonts w:asciiTheme="majorHAnsi" w:eastAsiaTheme="majorEastAsia" w:hAnsiTheme="majorHAnsi" w:cstheme="majorBidi"/>
+        <w:rFonts/>
         <w:b/>
         <w:bCs/>
       </w:rPr>
@@ -3490,7 +3296,7 @@
         <w:spacing w:before="0" w:after="0" w:line="240" w:lineRule="auto"/>
       </w:pPr>
       <w:rPr>
-        <w:rFonts w:asciiTheme="majorHAnsi" w:eastAsiaTheme="majorEastAsia" w:hAnsiTheme="majorHAnsi" w:cstheme="majorBidi"/>
+        <w:rFonts/>
         <w:b/>
         <w:bCs/>
       </w:rPr>
@@ -3508,14 +3314,14 @@
     </w:tblStylePr>
     <w:tblStylePr w:type="firstCol">
       <w:rPr>
-        <w:rFonts w:asciiTheme="majorHAnsi" w:eastAsiaTheme="majorEastAsia" w:hAnsiTheme="majorHAnsi" w:cstheme="majorBidi"/>
+        <w:rFonts/>
         <w:b/>
         <w:bCs/>
       </w:rPr>
     </w:tblStylePr>
     <w:tblStylePr w:type="lastCol">
       <w:rPr>
-        <w:rFonts w:asciiTheme="majorHAnsi" w:eastAsiaTheme="majorEastAsia" w:hAnsiTheme="majorHAnsi" w:cstheme="majorBidi"/>
+        <w:rFonts/>
         <w:b/>
         <w:bCs/>
       </w:rPr>
@@ -3599,7 +3405,7 @@
         <w:spacing w:before="0" w:after="0" w:line="240" w:lineRule="auto"/>
       </w:pPr>
       <w:rPr>
-        <w:rFonts w:asciiTheme="majorHAnsi" w:eastAsiaTheme="majorEastAsia" w:hAnsiTheme="majorHAnsi" w:cstheme="majorBidi"/>
+        <w:rFonts/>
         <w:b/>
         <w:bCs/>
       </w:rPr>
@@ -3620,7 +3426,7 @@
         <w:spacing w:before="0" w:after="0" w:line="240" w:lineRule="auto"/>
       </w:pPr>
       <w:rPr>
-        <w:rFonts w:asciiTheme="majorHAnsi" w:eastAsiaTheme="majorEastAsia" w:hAnsiTheme="majorHAnsi" w:cstheme="majorBidi"/>
+        <w:rFonts/>
         <w:b/>
         <w:bCs/>
       </w:rPr>
@@ -3638,14 +3444,14 @@
     </w:tblStylePr>
     <w:tblStylePr w:type="firstCol">
       <w:rPr>
-        <w:rFonts w:asciiTheme="majorHAnsi" w:eastAsiaTheme="majorEastAsia" w:hAnsiTheme="majorHAnsi" w:cstheme="majorBidi"/>
+        <w:rFonts/>
         <w:b/>
         <w:bCs/>
       </w:rPr>
     </w:tblStylePr>
     <w:tblStylePr w:type="lastCol">
       <w:rPr>
-        <w:rFonts w:asciiTheme="majorHAnsi" w:eastAsiaTheme="majorEastAsia" w:hAnsiTheme="majorHAnsi" w:cstheme="majorBidi"/>
+        <w:rFonts/>
         <w:b/>
         <w:bCs/>
       </w:rPr>
@@ -3729,7 +3535,7 @@
         <w:spacing w:before="0" w:after="0" w:line="240" w:lineRule="auto"/>
       </w:pPr>
       <w:rPr>
-        <w:rFonts w:asciiTheme="majorHAnsi" w:eastAsiaTheme="majorEastAsia" w:hAnsiTheme="majorHAnsi" w:cstheme="majorBidi"/>
+        <w:rFonts/>
         <w:b/>
         <w:bCs/>
       </w:rPr>
@@ -3750,7 +3556,7 @@
         <w:spacing w:before="0" w:after="0" w:line="240" w:lineRule="auto"/>
       </w:pPr>
       <w:rPr>
-        <w:rFonts w:asciiTheme="majorHAnsi" w:eastAsiaTheme="majorEastAsia" w:hAnsiTheme="majorHAnsi" w:cstheme="majorBidi"/>
+        <w:rFonts/>
         <w:b/>
         <w:bCs/>
       </w:rPr>
@@ -3768,14 +3574,14 @@
     </w:tblStylePr>
     <w:tblStylePr w:type="firstCol">
       <w:rPr>
-        <w:rFonts w:asciiTheme="majorHAnsi" w:eastAsiaTheme="majorEastAsia" w:hAnsiTheme="majorHAnsi" w:cstheme="majorBidi"/>
+        <w:rFonts/>
         <w:b/>
         <w:bCs/>
       </w:rPr>
     </w:tblStylePr>
     <w:tblStylePr w:type="lastCol">
       <w:rPr>
-        <w:rFonts w:asciiTheme="majorHAnsi" w:eastAsiaTheme="majorEastAsia" w:hAnsiTheme="majorHAnsi" w:cstheme="majorBidi"/>
+        <w:rFonts/>
         <w:b/>
         <w:bCs/>
       </w:rPr>
@@ -3859,7 +3665,7 @@
         <w:spacing w:before="0" w:after="0" w:line="240" w:lineRule="auto"/>
       </w:pPr>
       <w:rPr>
-        <w:rFonts w:asciiTheme="majorHAnsi" w:eastAsiaTheme="majorEastAsia" w:hAnsiTheme="majorHAnsi" w:cstheme="majorBidi"/>
+        <w:rFonts/>
         <w:b/>
         <w:bCs/>
       </w:rPr>
@@ -3880,7 +3686,7 @@
         <w:spacing w:before="0" w:after="0" w:line="240" w:lineRule="auto"/>
       </w:pPr>
       <w:rPr>
-        <w:rFonts w:asciiTheme="majorHAnsi" w:eastAsiaTheme="majorEastAsia" w:hAnsiTheme="majorHAnsi" w:cstheme="majorBidi"/>
+        <w:rFonts/>
         <w:b/>
         <w:bCs/>
       </w:rPr>
@@ -3898,14 +3704,14 @@
     </w:tblStylePr>
     <w:tblStylePr w:type="firstCol">
       <w:rPr>
-        <w:rFonts w:asciiTheme="majorHAnsi" w:eastAsiaTheme="majorEastAsia" w:hAnsiTheme="majorHAnsi" w:cstheme="majorBidi"/>
+        <w:rFonts/>
         <w:b/>
         <w:bCs/>
       </w:rPr>
     </w:tblStylePr>
     <w:tblStylePr w:type="lastCol">
       <w:rPr>
-        <w:rFonts w:asciiTheme="majorHAnsi" w:eastAsiaTheme="majorEastAsia" w:hAnsiTheme="majorHAnsi" w:cstheme="majorBidi"/>
+        <w:rFonts/>
         <w:b/>
         <w:bCs/>
       </w:rPr>
@@ -3989,7 +3795,7 @@
         <w:spacing w:before="0" w:after="0" w:line="240" w:lineRule="auto"/>
       </w:pPr>
       <w:rPr>
-        <w:rFonts w:asciiTheme="majorHAnsi" w:eastAsiaTheme="majorEastAsia" w:hAnsiTheme="majorHAnsi" w:cstheme="majorBidi"/>
+        <w:rFonts/>
         <w:b/>
         <w:bCs/>
       </w:rPr>
@@ -4010,7 +3816,7 @@
         <w:spacing w:before="0" w:after="0" w:line="240" w:lineRule="auto"/>
       </w:pPr>
       <w:rPr>
-        <w:rFonts w:asciiTheme="majorHAnsi" w:eastAsiaTheme="majorEastAsia" w:hAnsiTheme="majorHAnsi" w:cstheme="majorBidi"/>
+        <w:rFonts/>
         <w:b/>
         <w:bCs/>
       </w:rPr>
@@ -4028,14 +3834,14 @@
     </w:tblStylePr>
     <w:tblStylePr w:type="firstCol">
       <w:rPr>
-        <w:rFonts w:asciiTheme="majorHAnsi" w:eastAsiaTheme="majorEastAsia" w:hAnsiTheme="majorHAnsi" w:cstheme="majorBidi"/>
+        <w:rFonts/>
         <w:b/>
         <w:bCs/>
       </w:rPr>
     </w:tblStylePr>
     <w:tblStylePr w:type="lastCol">
       <w:rPr>
-        <w:rFonts w:asciiTheme="majorHAnsi" w:eastAsiaTheme="majorEastAsia" w:hAnsiTheme="majorHAnsi" w:cstheme="majorBidi"/>
+        <w:rFonts/>
         <w:b/>
         <w:bCs/>
       </w:rPr>
@@ -4119,7 +3925,7 @@
         <w:spacing w:before="0" w:after="0" w:line="240" w:lineRule="auto"/>
       </w:pPr>
       <w:rPr>
-        <w:rFonts w:asciiTheme="majorHAnsi" w:eastAsiaTheme="majorEastAsia" w:hAnsiTheme="majorHAnsi" w:cstheme="majorBidi"/>
+        <w:rFonts/>
         <w:b/>
         <w:bCs/>
       </w:rPr>
@@ -4140,7 +3946,7 @@
         <w:spacing w:before="0" w:after="0" w:line="240" w:lineRule="auto"/>
       </w:pPr>
       <w:rPr>
-        <w:rFonts w:asciiTheme="majorHAnsi" w:eastAsiaTheme="majorEastAsia" w:hAnsiTheme="majorHAnsi" w:cstheme="majorBidi"/>
+        <w:rFonts/>
         <w:b/>
         <w:bCs/>
       </w:rPr>
@@ -4158,14 +3964,14 @@
     </w:tblStylePr>
     <w:tblStylePr w:type="firstCol">
       <w:rPr>
-        <w:rFonts w:asciiTheme="majorHAnsi" w:eastAsiaTheme="majorEastAsia" w:hAnsiTheme="majorHAnsi" w:cstheme="majorBidi"/>
+        <w:rFonts/>
         <w:b/>
         <w:bCs/>
       </w:rPr>
     </w:tblStylePr>
     <w:tblStylePr w:type="lastCol">
       <w:rPr>
-        <w:rFonts w:asciiTheme="majorHAnsi" w:eastAsiaTheme="majorEastAsia" w:hAnsiTheme="majorHAnsi" w:cstheme="majorBidi"/>
+        <w:rFonts/>
         <w:b/>
         <w:bCs/>
       </w:rPr>
@@ -6030,7 +5836,7 @@
     </w:tblPr>
     <w:tblStylePr w:type="firstRow">
       <w:rPr>
-        <w:rFonts w:asciiTheme="majorHAnsi" w:eastAsiaTheme="majorEastAsia" w:hAnsiTheme="majorHAnsi" w:cstheme="majorBidi"/>
+        <w:rFonts/>
       </w:rPr>
       <w:tblPr/>
       <w:tcPr>
@@ -6114,7 +5920,7 @@
     </w:tblPr>
     <w:tblStylePr w:type="firstRow">
       <w:rPr>
-        <w:rFonts w:asciiTheme="majorHAnsi" w:eastAsiaTheme="majorEastAsia" w:hAnsiTheme="majorHAnsi" w:cstheme="majorBidi"/>
+        <w:rFonts/>
       </w:rPr>
       <w:tblPr/>
       <w:tcPr>
@@ -6198,7 +6004,7 @@
     </w:tblPr>
     <w:tblStylePr w:type="firstRow">
       <w:rPr>
-        <w:rFonts w:asciiTheme="majorHAnsi" w:eastAsiaTheme="majorEastAsia" w:hAnsiTheme="majorHAnsi" w:cstheme="majorBidi"/>
+        <w:rFonts/>
       </w:rPr>
       <w:tblPr/>
       <w:tcPr>
@@ -6282,7 +6088,7 @@
     </w:tblPr>
     <w:tblStylePr w:type="firstRow">
       <w:rPr>
-        <w:rFonts w:asciiTheme="majorHAnsi" w:eastAsiaTheme="majorEastAsia" w:hAnsiTheme="majorHAnsi" w:cstheme="majorBidi"/>
+        <w:rFonts/>
       </w:rPr>
       <w:tblPr/>
       <w:tcPr>
@@ -6366,7 +6172,7 @@
     </w:tblPr>
     <w:tblStylePr w:type="firstRow">
       <w:rPr>
-        <w:rFonts w:asciiTheme="majorHAnsi" w:eastAsiaTheme="majorEastAsia" w:hAnsiTheme="majorHAnsi" w:cstheme="majorBidi"/>
+        <w:rFonts/>
       </w:rPr>
       <w:tblPr/>
       <w:tcPr>
@@ -6450,7 +6256,7 @@
     </w:tblPr>
     <w:tblStylePr w:type="firstRow">
       <w:rPr>
-        <w:rFonts w:asciiTheme="majorHAnsi" w:eastAsiaTheme="majorEastAsia" w:hAnsiTheme="majorHAnsi" w:cstheme="majorBidi"/>
+        <w:rFonts/>
       </w:rPr>
       <w:tblPr/>
       <w:tcPr>
@@ -6534,7 +6340,7 @@
     </w:tblPr>
     <w:tblStylePr w:type="firstRow">
       <w:rPr>
-        <w:rFonts w:asciiTheme="majorHAnsi" w:eastAsiaTheme="majorEastAsia" w:hAnsiTheme="majorHAnsi" w:cstheme="majorBidi"/>
+        <w:rFonts/>
       </w:rPr>
       <w:tblPr/>
       <w:tcPr>
@@ -6599,7 +6405,7 @@
       <w:spacing w:after="0" w:line="240" w:lineRule="auto"/>
     </w:pPr>
     <w:rPr>
-      <w:rFonts w:asciiTheme="majorHAnsi" w:eastAsiaTheme="majorEastAsia" w:hAnsiTheme="majorHAnsi" w:cstheme="majorBidi"/>
+      <w:rFonts/>
       <w:color w:val="000000" w:themeColor="text1"/>
     </w:rPr>
     <w:tblPr>
@@ -6727,7 +6533,7 @@
       <w:spacing w:after="0" w:line="240" w:lineRule="auto"/>
     </w:pPr>
     <w:rPr>
-      <w:rFonts w:asciiTheme="majorHAnsi" w:eastAsiaTheme="majorEastAsia" w:hAnsiTheme="majorHAnsi" w:cstheme="majorBidi"/>
+      <w:rFonts/>
       <w:color w:val="000000" w:themeColor="text1"/>
     </w:rPr>
     <w:tblPr>
@@ -6855,7 +6661,7 @@
       <w:spacing w:after="0" w:line="240" w:lineRule="auto"/>
     </w:pPr>
     <w:rPr>
-      <w:rFonts w:asciiTheme="majorHAnsi" w:eastAsiaTheme="majorEastAsia" w:hAnsiTheme="majorHAnsi" w:cstheme="majorBidi"/>
+      <w:rFonts/>
       <w:color w:val="000000" w:themeColor="text1"/>
     </w:rPr>
     <w:tblPr>
@@ -6983,7 +6789,7 @@
       <w:spacing w:after="0" w:line="240" w:lineRule="auto"/>
     </w:pPr>
     <w:rPr>
-      <w:rFonts w:asciiTheme="majorHAnsi" w:eastAsiaTheme="majorEastAsia" w:hAnsiTheme="majorHAnsi" w:cstheme="majorBidi"/>
+      <w:rFonts/>
       <w:color w:val="000000" w:themeColor="text1"/>
     </w:rPr>
     <w:tblPr>
@@ -7111,7 +6917,7 @@
       <w:spacing w:after="0" w:line="240" w:lineRule="auto"/>
     </w:pPr>
     <w:rPr>
-      <w:rFonts w:asciiTheme="majorHAnsi" w:eastAsiaTheme="majorEastAsia" w:hAnsiTheme="majorHAnsi" w:cstheme="majorBidi"/>
+      <w:rFonts/>
       <w:color w:val="000000" w:themeColor="text1"/>
     </w:rPr>
     <w:tblPr>
@@ -7239,7 +7045,7 @@
       <w:spacing w:after="0" w:line="240" w:lineRule="auto"/>
     </w:pPr>
     <w:rPr>
-      <w:rFonts w:asciiTheme="majorHAnsi" w:eastAsiaTheme="majorEastAsia" w:hAnsiTheme="majorHAnsi" w:cstheme="majorBidi"/>
+      <w:rFonts/>
       <w:color w:val="000000" w:themeColor="text1"/>
     </w:rPr>
     <w:tblPr>
@@ -7367,7 +7173,7 @@
       <w:spacing w:after="0" w:line="240" w:lineRule="auto"/>
     </w:pPr>
     <w:rPr>
-      <w:rFonts w:asciiTheme="majorHAnsi" w:eastAsiaTheme="majorEastAsia" w:hAnsiTheme="majorHAnsi" w:cstheme="majorBidi"/>
+      <w:rFonts/>
       <w:color w:val="000000" w:themeColor="text1"/>
     </w:rPr>
     <w:tblPr>
@@ -8006,7 +7812,7 @@
       <w:spacing w:after="0" w:line="240" w:lineRule="auto"/>
     </w:pPr>
     <w:rPr>
-      <w:rFonts w:asciiTheme="majorHAnsi" w:eastAsiaTheme="majorEastAsia" w:hAnsiTheme="majorHAnsi" w:cstheme="majorBidi"/>
+      <w:rFonts/>
       <w:color w:val="000000" w:themeColor="text1"/>
     </w:rPr>
     <w:tblPr>
@@ -8131,7 +7937,7 @@
       <w:spacing w:after="0" w:line="240" w:lineRule="auto"/>
     </w:pPr>
     <w:rPr>
-      <w:rFonts w:asciiTheme="majorHAnsi" w:eastAsiaTheme="majorEastAsia" w:hAnsiTheme="majorHAnsi" w:cstheme="majorBidi"/>
+      <w:rFonts/>
       <w:color w:val="000000" w:themeColor="text1"/>
     </w:rPr>
     <w:tblPr>
@@ -8256,7 +8062,7 @@
       <w:spacing w:after="0" w:line="240" w:lineRule="auto"/>
     </w:pPr>
     <w:rPr>
-      <w:rFonts w:asciiTheme="majorHAnsi" w:eastAsiaTheme="majorEastAsia" w:hAnsiTheme="majorHAnsi" w:cstheme="majorBidi"/>
+      <w:rFonts/>
       <w:color w:val="000000" w:themeColor="text1"/>
     </w:rPr>
     <w:tblPr>
@@ -8381,7 +8187,7 @@
       <w:spacing w:after="0" w:line="240" w:lineRule="auto"/>
     </w:pPr>
     <w:rPr>
-      <w:rFonts w:asciiTheme="majorHAnsi" w:eastAsiaTheme="majorEastAsia" w:hAnsiTheme="majorHAnsi" w:cstheme="majorBidi"/>
+      <w:rFonts/>
       <w:color w:val="000000" w:themeColor="text1"/>
     </w:rPr>
     <w:tblPr>
@@ -8506,7 +8312,7 @@
       <w:spacing w:after="0" w:line="240" w:lineRule="auto"/>
     </w:pPr>
     <w:rPr>
-      <w:rFonts w:asciiTheme="majorHAnsi" w:eastAsiaTheme="majorEastAsia" w:hAnsiTheme="majorHAnsi" w:cstheme="majorBidi"/>
+      <w:rFonts/>
       <w:color w:val="000000" w:themeColor="text1"/>
     </w:rPr>
     <w:tblPr>
@@ -8631,7 +8437,7 @@
       <w:spacing w:after="0" w:line="240" w:lineRule="auto"/>
     </w:pPr>
     <w:rPr>
-      <w:rFonts w:asciiTheme="majorHAnsi" w:eastAsiaTheme="majorEastAsia" w:hAnsiTheme="majorHAnsi" w:cstheme="majorBidi"/>
+      <w:rFonts/>
       <w:color w:val="000000" w:themeColor="text1"/>
     </w:rPr>
     <w:tblPr>
@@ -8756,7 +8562,7 @@
       <w:spacing w:after="0" w:line="240" w:lineRule="auto"/>
     </w:pPr>
     <w:rPr>
-      <w:rFonts w:asciiTheme="majorHAnsi" w:eastAsiaTheme="majorEastAsia" w:hAnsiTheme="majorHAnsi" w:cstheme="majorBidi"/>
+      <w:rFonts/>
       <w:color w:val="000000" w:themeColor="text1"/>
     </w:rPr>
     <w:tblPr>

--- a/az/discovery-articles/7.12 Nüvə sintezi.docx
+++ b/az/discovery-articles/7.12 Nüvə sintezi.docx
@@ -120,7 +120,7 @@
         <w:widowControl/>
       </w:pPr>
       <w:r>
-        <w:t>Kim kəşf edib və ya yaradıb</w:t>
+        <w:t xml:space="preserve">Kim yaradıb</w:t>
       </w:r>
     </w:p>
     <w:p>
@@ -217,7 +217,7 @@
         <w:rPr>
           <w:sz w:val="20"/>
         </w:rPr>
-        <w:t>A Kitablar və əsas elmi əsərlər</w:t>
+        <w:t>Kitablar və əsas elmi əsərlər</w:t>
       </w:r>
     </w:p>
     <w:p>
@@ -240,7 +240,7 @@
         <w:rPr>
           <w:sz w:val="20"/>
         </w:rPr>
-        <w:t>C Qurumların materialları və ensiklopedik mənbələr</w:t>
+        <w:t>Qurumların materialları və ensiklopedik mənbələr</w:t>
       </w:r>
     </w:p>
     <w:p>
@@ -324,7 +324,7 @@
         <w:rPr>
           <w:sz w:val="20"/>
         </w:rPr>
-        <w:t>D Muzey arxiv və kitabxana materialları</w:t>
+        <w:t>Muzey arxiv və kitabxana materialları</w:t>
       </w:r>
     </w:p>
     <w:p>
@@ -360,7 +360,7 @@
         <w:rPr>
           <w:sz w:val="20"/>
         </w:rPr>
-        <w:t>G Kosmik agentliklər laboratoriyalar və elmi təşkilatlar</w:t>
+        <w:t>Kosmik agentliklər laboratoriyalar və elmi təşkilatlar</w:t>
       </w:r>
     </w:p>
     <w:p>
